--- a/downloads/student/Unit 06/Handout 06.16 - Cook Day Duty List and Pre-Flight Check.docx
+++ b/downloads/student/Unit 06/Handout 06.16 - Cook Day Duty List and Pre-Flight Check.docx
@@ -2230,363 +2230,6 @@
         </w:rPr>
         <w:t xml:space="preserve">Before it happens</w:t>
       </w:r>
-      <w:r>
-        <w:t xml:space="preserve"> </w:t>
-      </w:r>
-      <w:r>
-        <w:t xml:space="preserve">- The critical path step is in block</w:t>
-      </w:r>
-      <w:r>
-        <w:t xml:space="preserve"> </w:t>
-      </w:r>
-      <w:r>
-        <w:rPr>
-          <w:b/>
-        </w:rPr>
-        <w:t xml:space="preserve">0 to 5</w:t>
-      </w:r>
-      <w:r>
-        <w:t xml:space="preserve">. Not later.</w:t>
-      </w:r>
-      <w:r>
-        <w:t xml:space="preserve"> </w:t>
-      </w:r>
-      <w:r>
-        <w:t xml:space="preserve">- Hot tap water. Cover the pot. Do not overfill it.</w:t>
-      </w:r>
-      <w:r>
-        <w:t xml:space="preserve"> </w:t>
-      </w:r>
-      <w:r>
-        <w:t xml:space="preserve">- The teacher has the burners on and the oven preheating</w:t>
-      </w:r>
-      <w:r>
-        <w:t xml:space="preserve"> </w:t>
-      </w:r>
-      <w:r>
-        <w:rPr>
-          <w:b/>
-        </w:rPr>
-        <w:t xml:space="preserve">before the bell</w:t>
-      </w:r>
-      <w:r>
-        <w:t xml:space="preserve">.</w:t>
-      </w:r>
-      <w:r>
-        <w:t xml:space="preserve"> </w:t>
-      </w:r>
-      <w:r>
-        <w:t xml:space="preserve">- Pre-flight item 11 confirms it out loud in the first four minutes.</w:t>
-      </w:r>
-    </w:p>
-    <w:p>
-      <w:pPr>
-        <w:pStyle w:val="BodyText"/>
-      </w:pPr>
-      <w:r>
-        <w:rPr>
-          <w:b/>
-        </w:rPr>
-        <w:t xml:space="preserve">When it happens (the Station Manager calls it at minute 10, not minute 20)</w:t>
-      </w:r>
-      <w:r>
-        <w:t xml:space="preserve"> </w:t>
-      </w:r>
-      <w:r>
-        <w:t xml:space="preserve">Pick one of the three legal shortcuts:</w:t>
-      </w:r>
-      <w:r>
-        <w:t xml:space="preserve"> </w:t>
-      </w:r>
-      <w:r>
-        <w:t xml:space="preserve">1.</w:t>
-      </w:r>
-      <w:r>
-        <w:t xml:space="preserve"> </w:t>
-      </w:r>
-      <w:r>
-        <w:rPr>
-          <w:b/>
-        </w:rPr>
-        <w:t xml:space="preserve">Split the batch.</w:t>
-      </w:r>
-      <w:r>
-        <w:t xml:space="preserve"> </w:t>
-      </w:r>
-      <w:r>
-        <w:t xml:space="preserve">Two smaller pots or two trays cook faster than one big one.</w:t>
-      </w:r>
-      <w:r>
-        <w:t xml:space="preserve"> </w:t>
-      </w:r>
-      <w:r>
-        <w:t xml:space="preserve">2.</w:t>
-      </w:r>
-      <w:r>
-        <w:t xml:space="preserve"> </w:t>
-      </w:r>
-      <w:r>
-        <w:rPr>
-          <w:b/>
-        </w:rPr>
-        <w:t xml:space="preserve">Move it.</w:t>
-      </w:r>
-      <w:r>
-        <w:t xml:space="preserve"> </w:t>
-      </w:r>
-      <w:r>
-        <w:t xml:space="preserve">Second oven, toaster oven, or microwave for part of it.</w:t>
-      </w:r>
-      <w:r>
-        <w:t xml:space="preserve"> </w:t>
-      </w:r>
-      <w:r>
-        <w:t xml:space="preserve">3.</w:t>
-      </w:r>
-      <w:r>
-        <w:t xml:space="preserve"> </w:t>
-      </w:r>
-      <w:r>
-        <w:rPr>
-          <w:b/>
-        </w:rPr>
-        <w:t xml:space="preserve">Drop the last optional step.</w:t>
-      </w:r>
-      <w:r>
-        <w:t xml:space="preserve"> </w:t>
-      </w:r>
-      <w:r>
-        <w:t xml:space="preserve">No second cheese layer, no garnish. Serve on time.</w:t>
-      </w:r>
-    </w:p>
-    <w:p>
-      <w:pPr>
-        <w:pStyle w:val="BodyText"/>
-      </w:pPr>
-      <w:r>
-        <w:rPr>
-          <w:b/>
-        </w:rPr>
-        <w:t xml:space="preserve">THE RULE: the clock is not negotiable, the presentation is. A dish served plain and on time beats a perfect dish nobody eats.</w:t>
-      </w:r>
-    </w:p>
-    <w:p>
-      <w:pPr>
-        <w:pStyle w:val="Heading2"/>
-      </w:pPr>
-      <w:bookmarkStart w:id="33" w:name="Xab4130bd0561dcd0c6e430b7cc62f5aec933ec8"/>
-      <w:r>
-        <w:t xml:space="preserve">2. EVERYTHING FINISHES AT THE SAME MINUTE AND THE SERVING TABLE JAMS</w:t>
-      </w:r>
-      <w:bookmarkEnd w:id="33"/>
-    </w:p>
-    <w:p>
-      <w:pPr>
-        <w:pStyle w:val="FirstParagraph"/>
-      </w:pPr>
-      <w:r>
-        <w:t xml:space="preserve">Four dishes arrive at minute 27, one Plate Builder is trying to plate 30 covers, and the bell wins.</w:t>
-      </w:r>
-    </w:p>
-    <w:p>
-      <w:pPr>
-        <w:pStyle w:val="BodyText"/>
-      </w:pPr>
-      <w:r>
-        <w:rPr>
-          <w:b/>
-        </w:rPr>
-        <w:t xml:space="preserve">Before it happens</w:t>
-      </w:r>
-      <w:r>
-        <w:t xml:space="preserve"> </w:t>
-      </w:r>
-      <w:r>
-        <w:t xml:space="preserve">- The serve times are</w:t>
-      </w:r>
-      <w:r>
-        <w:t xml:space="preserve"> </w:t>
-      </w:r>
-      <w:r>
-        <w:rPr>
-          <w:b/>
-        </w:rPr>
-        <w:t xml:space="preserve">staggered in red</w:t>
-      </w:r>
-      <w:r>
-        <w:t xml:space="preserve"> </w:t>
-      </w:r>
-      <w:r>
-        <w:t xml:space="preserve">on the class master flowchart. One station serves at 24, one at 26, the side and the dessert last.</w:t>
-      </w:r>
-      <w:r>
-        <w:t xml:space="preserve"> </w:t>
-      </w:r>
-      <w:r>
-        <w:t xml:space="preserve">- The</w:t>
-      </w:r>
-      <w:r>
-        <w:t xml:space="preserve"> </w:t>
-      </w:r>
-      <w:r>
-        <w:rPr>
-          <w:b/>
-        </w:rPr>
-        <w:t xml:space="preserve">30 plates are already set during block one</w:t>
-      </w:r>
-      <w:r>
-        <w:t xml:space="preserve"> </w:t>
-      </w:r>
-      <w:r>
-        <w:t xml:space="preserve">by the service station. Nothing waits on plates.</w:t>
-      </w:r>
-      <w:r>
-        <w:t xml:space="preserve"> </w:t>
-      </w:r>
-      <w:r>
-        <w:t xml:space="preserve">-</w:t>
-      </w:r>
-      <w:r>
-        <w:t xml:space="preserve"> </w:t>
-      </w:r>
-      <w:r>
-        <w:rPr>
-          <w:b/>
-        </w:rPr>
-        <w:t xml:space="preserve">Two Plate Builders</w:t>
-      </w:r>
-      <w:r>
-        <w:t xml:space="preserve">, not one, work the table from opposite ends.</w:t>
-      </w:r>
-    </w:p>
-    <w:p>
-      <w:pPr>
-        <w:pStyle w:val="BodyText"/>
-      </w:pPr>
-      <w:r>
-        <w:rPr>
-          <w:b/>
-        </w:rPr>
-        <w:t xml:space="preserve">When it happens</w:t>
-      </w:r>
-      <w:r>
-        <w:t xml:space="preserve"> </w:t>
-      </w:r>
-      <w:r>
-        <w:t xml:space="preserve">- The teacher calls</w:t>
-      </w:r>
-      <w:r>
-        <w:t xml:space="preserve"> </w:t>
-      </w:r>
-      <w:r>
-        <w:t xml:space="preserve">“</w:t>
-      </w:r>
-      <w:r>
-        <w:t xml:space="preserve">plates down at 29</w:t>
-      </w:r>
-      <w:r>
-        <w:t xml:space="preserve">”</w:t>
-      </w:r>
-      <w:r>
-        <w:t xml:space="preserve"> </w:t>
-      </w:r>
-      <w:r>
-        <w:t xml:space="preserve">at minute 24 and again at minute 27.</w:t>
-      </w:r>
-      <w:r>
-        <w:t xml:space="preserve"> </w:t>
-      </w:r>
-      <w:r>
-        <w:t xml:space="preserve">- At minute 29 plates go down whatever state the dish is in.</w:t>
-      </w:r>
-      <w:r>
-        <w:t xml:space="preserve"> </w:t>
-      </w:r>
-      <w:r>
-        <w:t xml:space="preserve">- A dish that is still not ready gets carried to the tables by its own Head Cook during the eat block.</w:t>
-      </w:r>
-    </w:p>
-    <w:p>
-      <w:pPr>
-        <w:pStyle w:val="BodyText"/>
-      </w:pPr>
-      <w:r>
-        <w:rPr>
-          <w:b/>
-        </w:rPr>
-        <w:t xml:space="preserve">THE RULE: the clock is not negotiable, the presentation is.</w:t>
-      </w:r>
-    </w:p>
-    <w:p>
-      <w:pPr>
-        <w:pStyle w:val="Heading2"/>
-      </w:pPr>
-      <w:bookmarkStart w:id="34" w:name="the-third-thing-and-it-is-the-teacher"/>
-      <w:r>
-        <w:t xml:space="preserve">The third thing, and it is the teacher</w:t>
-      </w:r>
-      <w:bookmarkEnd w:id="34"/>
-    </w:p>
-    <w:p>
-      <w:pPr>
-        <w:pStyle w:val="FirstParagraph"/>
-      </w:pPr>
-      <w:r>
-        <w:t xml:space="preserve">The drain and the oven both need the teacher. If two stations need the teacher at the same minute,</w:t>
-      </w:r>
-      <w:r>
-        <w:t xml:space="preserve"> </w:t>
-      </w:r>
-      <w:r>
-        <w:rPr>
-          <w:b/>
-        </w:rPr>
-        <w:t xml:space="preserve">both wait</w:t>
-      </w:r>
-      <w:r>
-        <w:t xml:space="preserve">. That is why the master flowchart staggers the teacher-call minutes in red. Know your minute. Do not ask early and do not ask late.</w:t>
-      </w:r>
-    </w:p>
-    <w:p>
-      <w:r>
-        <w:br w:type="page"/>
-      </w:r>
-    </w:p>
-    <w:p>
-      <w:pPr>
-        <w:pStyle w:val="Heading1"/>
-      </w:pPr>
-      <w:bookmarkStart w:id="35" w:name="page-4.-the-station-check-sheet"/>
-      <w:r>
-        <w:t xml:space="preserve">Page 4. The Station Check Sheet</w:t>
-      </w:r>
-      <w:bookmarkEnd w:id="35"/>
-    </w:p>
-    <w:p>
-      <w:pPr>
-        <w:pStyle w:val="FirstParagraph"/>
-      </w:pPr>
-      <w:r>
-        <w:t xml:space="preserve">Station: ______ Day: 1 / 2 Date: __________ Station Manager: ______________</w:t>
-      </w:r>
-    </w:p>
-    <w:p>
-      <w:pPr>
-        <w:pStyle w:val="BodyText"/>
-      </w:pPr>
-      <w:r>
-        <w:t xml:space="preserve">The station does not leave until every box is checked and the sheet is signed.</w:t>
-      </w:r>
-    </w:p>
-    <w:p>
-      <w:pPr>
-        <w:pStyle w:val="Heading2"/>
-      </w:pPr>
-      <w:bookmarkStart w:id="36" w:name="zone-1-tables-and-covers"/>
-      <w:r>
-        <w:t xml:space="preserve">Zone 1: Tables and covers</w:t>
-      </w:r>
-      <w:bookmarkEnd w:id="36"/>
     </w:p>
     <w:p>
       <w:pPr>
@@ -2597,7 +2240,19 @@
         <w:pStyle w:val="Compact"/>
       </w:pPr>
       <w:r>
-        <w:t xml:space="preserve">☐ Every plate, fork, cup, and napkin cleared</w:t>
+        <w:t xml:space="preserve">The critical path step is in block</w:t>
+      </w:r>
+      <w:r>
+        <w:t xml:space="preserve"> </w:t>
+      </w:r>
+      <w:r>
+        <w:rPr>
+          <w:b/>
+        </w:rPr>
+        <w:t xml:space="preserve">0 to 5</w:t>
+      </w:r>
+      <w:r>
+        <w:t xml:space="preserve">. Not later.</w:t>
       </w:r>
     </w:p>
     <w:p>
@@ -2609,7 +2264,7 @@
         <w:pStyle w:val="Compact"/>
       </w:pPr>
       <w:r>
-        <w:t xml:space="preserve">☐ Tables wiped</w:t>
+        <w:t xml:space="preserve">Hot tap water. Cover the pot. Do not overfill it.</w:t>
       </w:r>
     </w:p>
     <w:p>
@@ -2621,18 +2276,49 @@
         <w:pStyle w:val="Compact"/>
       </w:pPr>
       <w:r>
-        <w:t xml:space="preserve">☐ Chairs in</w:t>
-      </w:r>
-    </w:p>
-    <w:p>
-      <w:pPr>
-        <w:pStyle w:val="Heading2"/>
-      </w:pPr>
-      <w:bookmarkStart w:id="37" w:name="zone-2-sink-and-dishes"/>
-      <w:r>
-        <w:t xml:space="preserve">Zone 2: Sink and dishes</w:t>
-      </w:r>
-      <w:bookmarkEnd w:id="37"/>
+        <w:t xml:space="preserve">The teacher has the burners on and the oven preheating</w:t>
+      </w:r>
+      <w:r>
+        <w:t xml:space="preserve"> </w:t>
+      </w:r>
+      <w:r>
+        <w:rPr>
+          <w:b/>
+        </w:rPr>
+        <w:t xml:space="preserve">before the bell</w:t>
+      </w:r>
+      <w:r>
+        <w:t xml:space="preserve">.</w:t>
+      </w:r>
+    </w:p>
+    <w:p>
+      <w:pPr>
+        <w:numPr>
+          <w:ilvl w:val="0"/>
+          <w:numId w:val="1001"/>
+        </w:numPr>
+        <w:pStyle w:val="Compact"/>
+      </w:pPr>
+      <w:r>
+        <w:t xml:space="preserve">Pre-flight item 11 confirms it out loud in the first four minutes.</w:t>
+      </w:r>
+    </w:p>
+    <w:p>
+      <w:pPr>
+        <w:pStyle w:val="FirstParagraph"/>
+      </w:pPr>
+      <w:r>
+        <w:rPr>
+          <w:b/>
+        </w:rPr>
+        <w:t xml:space="preserve">When it happens (the Station Manager calls it at minute 10, not minute 20)</w:t>
+      </w:r>
+      <w:r>
+        <w:t xml:space="preserve"> </w:t>
+      </w:r>
+      <w:r>
+        <w:t xml:space="preserve">Pick one of the three legal shortcuts:</w:t>
+      </w:r>
     </w:p>
     <w:p>
       <w:pPr>
@@ -2643,7 +2329,16 @@
         <w:pStyle w:val="Compact"/>
       </w:pPr>
       <w:r>
-        <w:t xml:space="preserve">☐ Pots, pans, and bowls washed or rinsed and stacked</w:t>
+        <w:rPr>
+          <w:b/>
+        </w:rPr>
+        <w:t xml:space="preserve">Split the batch.</w:t>
+      </w:r>
+      <w:r>
+        <w:t xml:space="preserve"> </w:t>
+      </w:r>
+      <w:r>
+        <w:t xml:space="preserve">Two smaller pots or two trays cook faster than one big one.</w:t>
       </w:r>
     </w:p>
     <w:p>
@@ -2655,7 +2350,16 @@
         <w:pStyle w:val="Compact"/>
       </w:pPr>
       <w:r>
-        <w:t xml:space="preserve">☐ Utensils washed</w:t>
+        <w:rPr>
+          <w:b/>
+        </w:rPr>
+        <w:t xml:space="preserve">Move it.</w:t>
+      </w:r>
+      <w:r>
+        <w:t xml:space="preserve"> </w:t>
+      </w:r>
+      <w:r>
+        <w:t xml:space="preserve">Second oven, toaster oven, or microwave for part of it.</w:t>
       </w:r>
     </w:p>
     <w:p>
@@ -2667,18 +2371,57 @@
         <w:pStyle w:val="Compact"/>
       </w:pPr>
       <w:r>
-        <w:t xml:space="preserve">☐ Sink wiped, no standing water, no food in the drain</w:t>
+        <w:rPr>
+          <w:b/>
+        </w:rPr>
+        <w:t xml:space="preserve">Drop the last optional step.</w:t>
+      </w:r>
+      <w:r>
+        <w:t xml:space="preserve"> </w:t>
+      </w:r>
+      <w:r>
+        <w:t xml:space="preserve">No second cheese layer, no garnish. Serve on time.</w:t>
+      </w:r>
+    </w:p>
+    <w:p>
+      <w:pPr>
+        <w:pStyle w:val="FirstParagraph"/>
+      </w:pPr>
+      <w:r>
+        <w:rPr>
+          <w:b/>
+        </w:rPr>
+        <w:t xml:space="preserve">THE RULE: the clock is not negotiable, the presentation is. A dish served plain and on time beats a perfect dish nobody eats.</w:t>
       </w:r>
     </w:p>
     <w:p>
       <w:pPr>
         <w:pStyle w:val="Heading2"/>
       </w:pPr>
-      <w:bookmarkStart w:id="38" w:name="zone-3-surfaces-stove-and-oven-area"/>
-      <w:r>
-        <w:t xml:space="preserve">Zone 3: Surfaces, stove, and oven area</w:t>
-      </w:r>
-      <w:bookmarkEnd w:id="38"/>
+      <w:bookmarkStart w:id="33" w:name="Xab4130bd0561dcd0c6e430b7cc62f5aec933ec8"/>
+      <w:r>
+        <w:t xml:space="preserve">2. EVERYTHING FINISHES AT THE SAME MINUTE AND THE SERVING TABLE JAMS</w:t>
+      </w:r>
+      <w:bookmarkEnd w:id="33"/>
+    </w:p>
+    <w:p>
+      <w:pPr>
+        <w:pStyle w:val="FirstParagraph"/>
+      </w:pPr>
+      <w:r>
+        <w:t xml:space="preserve">Four dishes arrive at minute 27, one Plate Builder is trying to plate 30 covers, and the bell wins.</w:t>
+      </w:r>
+    </w:p>
+    <w:p>
+      <w:pPr>
+        <w:pStyle w:val="BodyText"/>
+      </w:pPr>
+      <w:r>
+        <w:rPr>
+          <w:b/>
+        </w:rPr>
+        <w:t xml:space="preserve">Before it happens</w:t>
+      </w:r>
     </w:p>
     <w:p>
       <w:pPr>
@@ -2689,7 +2432,22 @@
         <w:pStyle w:val="Compact"/>
       </w:pPr>
       <w:r>
-        <w:t xml:space="preserve">☐ Counters sanitized</w:t>
+        <w:t xml:space="preserve">The serve times are</w:t>
+      </w:r>
+      <w:r>
+        <w:t xml:space="preserve"> </w:t>
+      </w:r>
+      <w:r>
+        <w:rPr>
+          <w:b/>
+        </w:rPr>
+        <w:t xml:space="preserve">staggered in red</w:t>
+      </w:r>
+      <w:r>
+        <w:t xml:space="preserve"> </w:t>
+      </w:r>
+      <w:r>
+        <w:t xml:space="preserve">on the class master flowchart. One station serves at 24, one at 26, the side and the dessert last.</w:t>
       </w:r>
     </w:p>
     <w:p>
@@ -2701,7 +2459,22 @@
         <w:pStyle w:val="Compact"/>
       </w:pPr>
       <w:r>
-        <w:t xml:space="preserve">☐ Stovetop wiped</w:t>
+        <w:t xml:space="preserve">The</w:t>
+      </w:r>
+      <w:r>
+        <w:t xml:space="preserve"> </w:t>
+      </w:r>
+      <w:r>
+        <w:rPr>
+          <w:b/>
+        </w:rPr>
+        <w:t xml:space="preserve">30 plates are already set during block one</w:t>
+      </w:r>
+      <w:r>
+        <w:t xml:space="preserve"> </w:t>
+      </w:r>
+      <w:r>
+        <w:t xml:space="preserve">by the service station. Nothing waits on plates.</w:t>
       </w:r>
     </w:p>
     <w:p>
@@ -2713,39 +2486,25 @@
         <w:pStyle w:val="Compact"/>
       </w:pPr>
       <w:r>
-        <w:t xml:space="preserve">☐</w:t>
-      </w:r>
-      <w:r>
-        <w:t xml:space="preserve"> </w:t>
-      </w:r>
-      <w:r>
         <w:rPr>
           <w:b/>
         </w:rPr>
-        <w:t xml:space="preserve">Every burner OFF, confirmed by the Station Manager AND by the teacher</w:t>
-      </w:r>
-    </w:p>
-    <w:p>
-      <w:pPr>
-        <w:numPr>
-          <w:ilvl w:val="0"/>
-          <w:numId w:val="1003"/>
-        </w:numPr>
-        <w:pStyle w:val="Compact"/>
-      </w:pPr>
-      <w:r>
-        <w:t xml:space="preserve">☐ Oven off, oven area wiped, nothing left inside</w:t>
-      </w:r>
-    </w:p>
-    <w:p>
-      <w:pPr>
-        <w:pStyle w:val="Heading2"/>
-      </w:pPr>
-      <w:bookmarkStart w:id="39" w:name="zone-4-floor-trash-recycling-tools"/>
-      <w:r>
-        <w:t xml:space="preserve">Zone 4: Floor, trash, recycling, tools</w:t>
-      </w:r>
-      <w:bookmarkEnd w:id="39"/>
+        <w:t xml:space="preserve">Two Plate Builders</w:t>
+      </w:r>
+      <w:r>
+        <w:t xml:space="preserve">, not one, work the table from opposite ends.</w:t>
+      </w:r>
+    </w:p>
+    <w:p>
+      <w:pPr>
+        <w:pStyle w:val="FirstParagraph"/>
+      </w:pPr>
+      <w:r>
+        <w:rPr>
+          <w:b/>
+        </w:rPr>
+        <w:t xml:space="preserve">When it happens</w:t>
+      </w:r>
     </w:p>
     <w:p>
       <w:pPr>
@@ -2756,7 +2515,25 @@
         <w:pStyle w:val="Compact"/>
       </w:pPr>
       <w:r>
-        <w:t xml:space="preserve">☐ Floor swept, nothing on it, nothing wet</w:t>
+        <w:t xml:space="preserve">The teacher calls</w:t>
+      </w:r>
+      <w:r>
+        <w:t xml:space="preserve"> </w:t>
+      </w:r>
+      <w:r>
+        <w:t xml:space="preserve">“</w:t>
+      </w:r>
+      <w:r>
+        <w:t xml:space="preserve">plates down at 29</w:t>
+      </w:r>
+      <w:r>
+        <w:t xml:space="preserve">”</w:t>
+      </w:r>
+      <w:r>
+        <w:t xml:space="preserve"> </w:t>
+      </w:r>
+      <w:r>
+        <w:t xml:space="preserve">at minute 24 and again at minute 27.</w:t>
       </w:r>
     </w:p>
     <w:p>
@@ -2768,7 +2545,7 @@
         <w:pStyle w:val="Compact"/>
       </w:pPr>
       <w:r>
-        <w:t xml:space="preserve">☐ Trash bagged, recycling separated</w:t>
+        <w:t xml:space="preserve">At minute 29 plates go down whatever state the dish is in.</w:t>
       </w:r>
     </w:p>
     <w:p>
@@ -2780,26 +2557,303 @@
         <w:pStyle w:val="Compact"/>
       </w:pPr>
       <w:r>
-        <w:t xml:space="preserve">☐ Every tool returned to its labeled place</w:t>
-      </w:r>
+        <w:t xml:space="preserve">A dish that is still not ready gets carried to the tables by its own Head Cook during the eat block.</w:t>
+      </w:r>
+    </w:p>
+    <w:p>
+      <w:pPr>
+        <w:pStyle w:val="FirstParagraph"/>
+      </w:pPr>
+      <w:r>
+        <w:rPr>
+          <w:b/>
+        </w:rPr>
+        <w:t xml:space="preserve">THE RULE: the clock is not negotiable, the presentation is.</w:t>
+      </w:r>
+    </w:p>
+    <w:p>
+      <w:pPr>
+        <w:pStyle w:val="Heading2"/>
+      </w:pPr>
+      <w:bookmarkStart w:id="34" w:name="the-third-thing-and-it-is-the-teacher"/>
+      <w:r>
+        <w:t xml:space="preserve">The third thing, and it is the teacher</w:t>
+      </w:r>
+      <w:bookmarkEnd w:id="34"/>
+    </w:p>
+    <w:p>
+      <w:pPr>
+        <w:pStyle w:val="FirstParagraph"/>
+      </w:pPr>
+      <w:r>
+        <w:t xml:space="preserve">The drain and the oven both need the teacher. If two stations need the teacher at the same minute,</w:t>
+      </w:r>
+      <w:r>
+        <w:t xml:space="preserve"> </w:t>
+      </w:r>
+      <w:r>
+        <w:rPr>
+          <w:b/>
+        </w:rPr>
+        <w:t xml:space="preserve">both wait</w:t>
+      </w:r>
+      <w:r>
+        <w:t xml:space="preserve">. That is why the master flowchart staggers the teacher-call minutes in red. Know your minute. Do not ask early and do not ask late.</w:t>
+      </w:r>
+    </w:p>
+    <w:p>
+      <w:r>
+        <w:br w:type="page"/>
+      </w:r>
+    </w:p>
+    <w:p>
+      <w:pPr>
+        <w:pStyle w:val="Heading1"/>
+      </w:pPr>
+      <w:bookmarkStart w:id="35" w:name="page-4.-the-station-check-sheet"/>
+      <w:r>
+        <w:t xml:space="preserve">Page 4. The Station Check Sheet</w:t>
+      </w:r>
+      <w:bookmarkEnd w:id="35"/>
+    </w:p>
+    <w:p>
+      <w:pPr>
+        <w:pStyle w:val="FirstParagraph"/>
+      </w:pPr>
+      <w:r>
+        <w:t xml:space="preserve">Station: ______ Day: 1 / 2 Date: __________ Station Manager: ______________</w:t>
+      </w:r>
+    </w:p>
+    <w:p>
+      <w:pPr>
+        <w:pStyle w:val="BodyText"/>
+      </w:pPr>
+      <w:r>
+        <w:t xml:space="preserve">The station does not leave until every box is checked and the sheet is signed.</w:t>
+      </w:r>
+    </w:p>
+    <w:p>
+      <w:pPr>
+        <w:pStyle w:val="Heading2"/>
+      </w:pPr>
+      <w:bookmarkStart w:id="36" w:name="zone-1-tables-and-covers"/>
+      <w:r>
+        <w:t xml:space="preserve">Zone 1: Tables and covers</w:t>
+      </w:r>
+      <w:bookmarkEnd w:id="36"/>
     </w:p>
     <w:p>
       <w:pPr>
         <w:numPr>
           <w:ilvl w:val="0"/>
-          <w:numId w:val="1004"/>
+          <w:numId w:val="1005"/>
         </w:numPr>
         <w:pStyle w:val="Compact"/>
       </w:pPr>
       <w:r>
-        <w:t xml:space="preserve">☐ Station bin closed, leftover food labeled and dated or in the trash by the two-hour rule</w:t>
+        <w:t xml:space="preserve">☐ Every plate, fork, cup, and napkin cleared</w:t>
       </w:r>
     </w:p>
     <w:p>
       <w:pPr>
         <w:numPr>
           <w:ilvl w:val="0"/>
-          <w:numId w:val="1004"/>
+          <w:numId w:val="1005"/>
+        </w:numPr>
+        <w:pStyle w:val="Compact"/>
+      </w:pPr>
+      <w:r>
+        <w:t xml:space="preserve">☐ Tables wiped</w:t>
+      </w:r>
+    </w:p>
+    <w:p>
+      <w:pPr>
+        <w:numPr>
+          <w:ilvl w:val="0"/>
+          <w:numId w:val="1005"/>
+        </w:numPr>
+        <w:pStyle w:val="Compact"/>
+      </w:pPr>
+      <w:r>
+        <w:t xml:space="preserve">☐ Chairs in</w:t>
+      </w:r>
+    </w:p>
+    <w:p>
+      <w:pPr>
+        <w:pStyle w:val="Heading2"/>
+      </w:pPr>
+      <w:bookmarkStart w:id="37" w:name="zone-2-sink-and-dishes"/>
+      <w:r>
+        <w:t xml:space="preserve">Zone 2: Sink and dishes</w:t>
+      </w:r>
+      <w:bookmarkEnd w:id="37"/>
+    </w:p>
+    <w:p>
+      <w:pPr>
+        <w:numPr>
+          <w:ilvl w:val="0"/>
+          <w:numId w:val="1006"/>
+        </w:numPr>
+        <w:pStyle w:val="Compact"/>
+      </w:pPr>
+      <w:r>
+        <w:t xml:space="preserve">☐ Pots, pans, and bowls washed or rinsed and stacked</w:t>
+      </w:r>
+    </w:p>
+    <w:p>
+      <w:pPr>
+        <w:numPr>
+          <w:ilvl w:val="0"/>
+          <w:numId w:val="1006"/>
+        </w:numPr>
+        <w:pStyle w:val="Compact"/>
+      </w:pPr>
+      <w:r>
+        <w:t xml:space="preserve">☐ Utensils washed</w:t>
+      </w:r>
+    </w:p>
+    <w:p>
+      <w:pPr>
+        <w:numPr>
+          <w:ilvl w:val="0"/>
+          <w:numId w:val="1006"/>
+        </w:numPr>
+        <w:pStyle w:val="Compact"/>
+      </w:pPr>
+      <w:r>
+        <w:t xml:space="preserve">☐ Sink wiped, no standing water, no food in the drain</w:t>
+      </w:r>
+    </w:p>
+    <w:p>
+      <w:pPr>
+        <w:pStyle w:val="Heading2"/>
+      </w:pPr>
+      <w:bookmarkStart w:id="38" w:name="zone-3-surfaces-stove-and-oven-area"/>
+      <w:r>
+        <w:t xml:space="preserve">Zone 3: Surfaces, stove, and oven area</w:t>
+      </w:r>
+      <w:bookmarkEnd w:id="38"/>
+    </w:p>
+    <w:p>
+      <w:pPr>
+        <w:numPr>
+          <w:ilvl w:val="0"/>
+          <w:numId w:val="1007"/>
+        </w:numPr>
+        <w:pStyle w:val="Compact"/>
+      </w:pPr>
+      <w:r>
+        <w:t xml:space="preserve">☐ Counters sanitized</w:t>
+      </w:r>
+    </w:p>
+    <w:p>
+      <w:pPr>
+        <w:numPr>
+          <w:ilvl w:val="0"/>
+          <w:numId w:val="1007"/>
+        </w:numPr>
+        <w:pStyle w:val="Compact"/>
+      </w:pPr>
+      <w:r>
+        <w:t xml:space="preserve">☐ Stovetop wiped</w:t>
+      </w:r>
+    </w:p>
+    <w:p>
+      <w:pPr>
+        <w:numPr>
+          <w:ilvl w:val="0"/>
+          <w:numId w:val="1007"/>
+        </w:numPr>
+        <w:pStyle w:val="Compact"/>
+      </w:pPr>
+      <w:r>
+        <w:t xml:space="preserve">☐</w:t>
+      </w:r>
+      <w:r>
+        <w:t xml:space="preserve"> </w:t>
+      </w:r>
+      <w:r>
+        <w:rPr>
+          <w:b/>
+        </w:rPr>
+        <w:t xml:space="preserve">Every burner OFF, confirmed by the Station Manager AND by the teacher</w:t>
+      </w:r>
+    </w:p>
+    <w:p>
+      <w:pPr>
+        <w:numPr>
+          <w:ilvl w:val="0"/>
+          <w:numId w:val="1007"/>
+        </w:numPr>
+        <w:pStyle w:val="Compact"/>
+      </w:pPr>
+      <w:r>
+        <w:t xml:space="preserve">☐ Oven off, oven area wiped, nothing left inside</w:t>
+      </w:r>
+    </w:p>
+    <w:p>
+      <w:pPr>
+        <w:pStyle w:val="Heading2"/>
+      </w:pPr>
+      <w:bookmarkStart w:id="39" w:name="zone-4-floor-trash-recycling-tools"/>
+      <w:r>
+        <w:t xml:space="preserve">Zone 4: Floor, trash, recycling, tools</w:t>
+      </w:r>
+      <w:bookmarkEnd w:id="39"/>
+    </w:p>
+    <w:p>
+      <w:pPr>
+        <w:numPr>
+          <w:ilvl w:val="0"/>
+          <w:numId w:val="1008"/>
+        </w:numPr>
+        <w:pStyle w:val="Compact"/>
+      </w:pPr>
+      <w:r>
+        <w:t xml:space="preserve">☐ Floor swept, nothing on it, nothing wet</w:t>
+      </w:r>
+    </w:p>
+    <w:p>
+      <w:pPr>
+        <w:numPr>
+          <w:ilvl w:val="0"/>
+          <w:numId w:val="1008"/>
+        </w:numPr>
+        <w:pStyle w:val="Compact"/>
+      </w:pPr>
+      <w:r>
+        <w:t xml:space="preserve">☐ Trash bagged, recycling separated</w:t>
+      </w:r>
+    </w:p>
+    <w:p>
+      <w:pPr>
+        <w:numPr>
+          <w:ilvl w:val="0"/>
+          <w:numId w:val="1008"/>
+        </w:numPr>
+        <w:pStyle w:val="Compact"/>
+      </w:pPr>
+      <w:r>
+        <w:t xml:space="preserve">☐ Every tool returned to its labeled place</w:t>
+      </w:r>
+    </w:p>
+    <w:p>
+      <w:pPr>
+        <w:numPr>
+          <w:ilvl w:val="0"/>
+          <w:numId w:val="1008"/>
+        </w:numPr>
+        <w:pStyle w:val="Compact"/>
+      </w:pPr>
+      <w:r>
+        <w:t xml:space="preserve">☐ Station bin closed, leftover food labeled and dated or in the trash by the two-hour rule</w:t>
+      </w:r>
+    </w:p>
+    <w:p>
+      <w:pPr>
+        <w:numPr>
+          <w:ilvl w:val="0"/>
+          <w:numId w:val="1008"/>
         </w:numPr>
         <w:pStyle w:val="Compact"/>
       </w:pPr>
@@ -3760,6 +3814,118 @@
       </w:pPr>
     </w:lvl>
   </w:abstractNum>
+  <w:abstractNum w:abstractNumId="99411">
+    <w:nsid w:val="71315dca"/>
+    <w:multiLevelType w:val="multilevel"/>
+    <w:lvl w:ilvl="0">
+      <w:start w:val="1"/>
+      <w:numFmt w:val="decimal"/>
+      <w:lvlText w:val="%1."/>
+      <w:lvlJc w:val="left"/>
+      <w:pPr>
+        <w:tabs>
+          <w:tab w:val="num" w:pos="0"/>
+        </w:tabs>
+        <w:ind w:left="480" w:hanging="480"/>
+      </w:pPr>
+    </w:lvl>
+    <w:lvl w:ilvl="1">
+      <w:start w:val="1"/>
+      <w:numFmt w:val="decimal"/>
+      <w:lvlText w:val="%2."/>
+      <w:lvlJc w:val="left"/>
+      <w:pPr>
+        <w:tabs>
+          <w:tab w:val="num" w:pos="720"/>
+        </w:tabs>
+        <w:ind w:left="1200" w:hanging="480"/>
+      </w:pPr>
+    </w:lvl>
+    <w:lvl w:ilvl="2">
+      <w:start w:val="1"/>
+      <w:numFmt w:val="decimal"/>
+      <w:lvlText w:val="%3."/>
+      <w:lvlJc w:val="left"/>
+      <w:pPr>
+        <w:tabs>
+          <w:tab w:val="num" w:pos="1440"/>
+        </w:tabs>
+        <w:ind w:left="1920" w:hanging="480"/>
+      </w:pPr>
+    </w:lvl>
+    <w:lvl w:ilvl="3">
+      <w:start w:val="1"/>
+      <w:numFmt w:val="decimal"/>
+      <w:lvlText w:val="%4."/>
+      <w:lvlJc w:val="left"/>
+      <w:pPr>
+        <w:tabs>
+          <w:tab w:val="num" w:pos="2160"/>
+        </w:tabs>
+        <w:ind w:left="2640" w:hanging="480"/>
+      </w:pPr>
+    </w:lvl>
+    <w:lvl w:ilvl="4">
+      <w:start w:val="1"/>
+      <w:numFmt w:val="decimal"/>
+      <w:lvlText w:val="%5."/>
+      <w:lvlJc w:val="left"/>
+      <w:pPr>
+        <w:tabs>
+          <w:tab w:val="num" w:pos="2880"/>
+        </w:tabs>
+        <w:ind w:left="3360" w:hanging="480"/>
+      </w:pPr>
+    </w:lvl>
+    <w:lvl w:ilvl="5">
+      <w:start w:val="1"/>
+      <w:numFmt w:val="decimal"/>
+      <w:lvlText w:val="%6."/>
+      <w:lvlJc w:val="left"/>
+      <w:pPr>
+        <w:tabs>
+          <w:tab w:val="num" w:pos="3600"/>
+        </w:tabs>
+        <w:ind w:left="4080" w:hanging="480"/>
+      </w:pPr>
+    </w:lvl>
+    <w:lvl w:ilvl="6">
+      <w:start w:val="1"/>
+      <w:numFmt w:val="decimal"/>
+      <w:lvlText w:val="%7."/>
+      <w:lvlJc w:val="left"/>
+      <w:pPr>
+        <w:tabs>
+          <w:tab w:val="num" w:pos="4320"/>
+        </w:tabs>
+        <w:ind w:left="4800" w:hanging="480"/>
+      </w:pPr>
+    </w:lvl>
+    <w:lvl w:ilvl="7">
+      <w:start w:val="1"/>
+      <w:numFmt w:val="decimal"/>
+      <w:lvlText w:val="%8."/>
+      <w:lvlJc w:val="left"/>
+      <w:pPr>
+        <w:tabs>
+          <w:tab w:val="num" w:pos="5040"/>
+        </w:tabs>
+        <w:ind w:left="5520" w:hanging="480"/>
+      </w:pPr>
+    </w:lvl>
+    <w:lvl w:ilvl="8">
+      <w:start w:val="1"/>
+      <w:numFmt w:val="decimal"/>
+      <w:lvlText w:val="%9."/>
+      <w:lvlJc w:val="left"/>
+      <w:pPr>
+        <w:tabs>
+          <w:tab w:val="num" w:pos="5760"/>
+        </w:tabs>
+        <w:ind w:left="6240" w:hanging="480"/>
+      </w:pPr>
+    </w:lvl>
+  </w:abstractNum>
   <w:num w:numId="1000">
     <w:abstractNumId w:val="990"/>
   </w:num>
@@ -3767,12 +3933,51 @@
     <w:abstractNumId w:val="991"/>
   </w:num>
   <w:num w:numId="1002">
-    <w:abstractNumId w:val="991"/>
+    <w:abstractNumId w:val="99411"/>
+    <w:lvlOverride w:ilvl="0">
+      <w:startOverride w:val="1"/>
+    </w:lvlOverride>
+    <w:lvlOverride w:ilvl="1">
+      <w:startOverride w:val="1"/>
+    </w:lvlOverride>
+    <w:lvlOverride w:ilvl="2">
+      <w:startOverride w:val="1"/>
+    </w:lvlOverride>
+    <w:lvlOverride w:ilvl="3">
+      <w:startOverride w:val="1"/>
+    </w:lvlOverride>
+    <w:lvlOverride w:ilvl="4">
+      <w:startOverride w:val="1"/>
+    </w:lvlOverride>
+    <w:lvlOverride w:ilvl="5">
+      <w:startOverride w:val="1"/>
+    </w:lvlOverride>
+    <w:lvlOverride w:ilvl="6">
+      <w:startOverride w:val="1"/>
+    </w:lvlOverride>
+    <w:lvlOverride w:ilvl="7">
+      <w:startOverride w:val="1"/>
+    </w:lvlOverride>
+    <w:lvlOverride w:ilvl="8">
+      <w:startOverride w:val="1"/>
+    </w:lvlOverride>
   </w:num>
   <w:num w:numId="1003">
     <w:abstractNumId w:val="991"/>
   </w:num>
   <w:num w:numId="1004">
+    <w:abstractNumId w:val="991"/>
+  </w:num>
+  <w:num w:numId="1005">
+    <w:abstractNumId w:val="991"/>
+  </w:num>
+  <w:num w:numId="1006">
+    <w:abstractNumId w:val="991"/>
+  </w:num>
+  <w:num w:numId="1007">
+    <w:abstractNumId w:val="991"/>
+  </w:num>
+  <w:num w:numId="1008">
     <w:abstractNumId w:val="991"/>
   </w:num>
 </w:numbering>
